--- a/TrustVerify_Report.docx
+++ b/TrustVerify_Report.docx
@@ -68,6 +68,21 @@
     </w:p>
     <w:p>
       <w:pPr>
+        <w:spacing w:after="80"/>
+        <w:jc w:val="center"/>
+      </w:pPr>
+      <w:r>
+        <w:rPr>
+          <w:rFonts w:ascii="Arial" w:cs="Arial" w:eastAsia="Arial" w:hAnsi="Arial"/>
+          <w:color w:val="404040"/>
+          <w:sz w:val="24"/>
+          <w:szCs w:val="24"/>
+        </w:rPr>
+        <w:t xml:space="preserve">Radia Ahmed Abdirahman  |  ID: 220208882</w:t>
+      </w:r>
+    </w:p>
+    <w:p>
+      <w:pPr>
         <w:spacing w:after="400"/>
         <w:jc w:val="center"/>
       </w:pPr>
@@ -78,7 +93,7 @@
           <w:sz w:val="24"/>
           <w:szCs w:val="24"/>
         </w:rPr>
-        <w:t xml:space="preserve">Radia Ahmed Abdirahman  |  ID: 220208882</w:t>
+        <w:t xml:space="preserve">Ugbad Bashir Barre  |  ID: 210208762</w:t>
       </w:r>
     </w:p>
     <w:p>
